--- a/Manuscript/Ecological Modelling/Third submission/Highlights.docx
+++ b/Manuscript/Ecological Modelling/Third submission/Highlights.docx
@@ -222,21 +222,7 @@
           <w:rFonts w:ascii="Times New Roman" w:hAnsi="Times New Roman" w:cs="Times New Roman"/>
           <w:lang w:bidi="he-IL"/>
         </w:rPr>
-        <w:t>Specifically tailored to</w:t>
-      </w:r>
-      <w:r>
-        <w:rPr>
-          <w:rFonts w:ascii="Times New Roman" w:hAnsi="Times New Roman" w:cs="Times New Roman"/>
-          <w:lang w:bidi="he-IL"/>
-        </w:rPr>
-        <w:t xml:space="preserve"> macroalgal decomposition</w:t>
-      </w:r>
-      <w:r>
-        <w:rPr>
-          <w:rFonts w:ascii="Times New Roman" w:hAnsi="Times New Roman" w:cs="Times New Roman"/>
-          <w:lang w:bidi="he-IL"/>
-        </w:rPr>
-        <w:t xml:space="preserve"> with detrital photosynthesis</w:t>
+        <w:t>Parametric nonlinear model with time-variant decomposition rate</w:t>
       </w:r>
     </w:p>
     <w:p>
@@ -257,7 +243,21 @@
           <w:rFonts w:ascii="Times New Roman" w:hAnsi="Times New Roman" w:cs="Times New Roman"/>
           <w:lang w:bidi="he-IL"/>
         </w:rPr>
-        <w:t>Parametric nonlinear model with time-variant decomposition rate</w:t>
+        <w:t>Specifically tailored to</w:t>
+      </w:r>
+      <w:r>
+        <w:rPr>
+          <w:rFonts w:ascii="Times New Roman" w:hAnsi="Times New Roman" w:cs="Times New Roman"/>
+          <w:lang w:bidi="he-IL"/>
+        </w:rPr>
+        <w:t xml:space="preserve"> macroalgal decomposition</w:t>
+      </w:r>
+      <w:r>
+        <w:rPr>
+          <w:rFonts w:ascii="Times New Roman" w:hAnsi="Times New Roman" w:cs="Times New Roman"/>
+          <w:lang w:bidi="he-IL"/>
+        </w:rPr>
+        <w:t xml:space="preserve"> with detrital photosynthesis</w:t>
       </w:r>
     </w:p>
     <w:p>
